--- a/Temas EB - 2526/Tema 1/Apuntes/Tema 1 2627.docx
+++ b/Temas EB - 2526/Tema 1/Apuntes/Tema 1 2627.docx
@@ -25,6 +25,23 @@
       </w:pPr>
       <w:r>
         <w:t>1. FUNDAMENTOS DEL MERCADO DE TRABAJO</w:t>
+      </w:r>
+    </w:p>
+    <w:p>
+      <w:pPr>
+        <w:shd w:val="clear" w:color="auto" w:fill="76927A"/>
+        <w:spacing w:before="120" w:after="120"/>
+        <w:jc w:val="left"/>
+      </w:pPr>
+      <w:r>
+        <w:rPr>
+          <w:b/>
+          <w:bCs/>
+          <w:color w:val="FFFFFF"/>
+          <w:sz w:val="20"/>
+          <w:szCs w:val="20"/>
+        </w:rPr>
+        <w:t xml:space="preserve">📍 SESIÓN 1 · Semana 1 (Lunes 14/09, últimos 30 min de la sesión, tras Tema 0) — Arranque de Tema 1, sin dinámica de innovación todavía</w:t>
       </w:r>
     </w:p>
     <w:p>
@@ -1704,6 +1721,23 @@
       </w:pPr>
       <w:r>
         <w:t>2. EL PIB Y LA PRODUCTIVIDAD EN EL MERCADO LABORAL</w:t>
+      </w:r>
+    </w:p>
+    <w:p>
+      <w:pPr>
+        <w:shd w:val="clear" w:color="auto" w:fill="76927A"/>
+        <w:spacing w:before="120" w:after="120"/>
+        <w:jc w:val="left"/>
+      </w:pPr>
+      <w:r>
+        <w:rPr>
+          <w:b/>
+          <w:bCs/>
+          <w:color w:val="FFFFFF"/>
+          <w:sz w:val="20"/>
+          <w:szCs w:val="20"/>
+        </w:rPr>
+        <w:t xml:space="preserve">📍 SESIÓN 5 · Semana 3 (primera sesión de la semana: Martes 29/09 en L1 · Lunes 28/09 en L2) — Cierre de Tema 1, junto con el epígrafe 5</w:t>
       </w:r>
     </w:p>
     <w:p/>
@@ -3663,6 +3697,23 @@
         <w:t>EQUILIBRIO EN EL MERCADO DE TRABAJO</w:t>
       </w:r>
     </w:p>
+    <w:p>
+      <w:pPr>
+        <w:shd w:val="clear" w:color="auto" w:fill="76927A"/>
+        <w:spacing w:before="120" w:after="120"/>
+        <w:jc w:val="left"/>
+      </w:pPr>
+      <w:r>
+        <w:rPr>
+          <w:b/>
+          <w:bCs/>
+          <w:color w:val="FFFFFF"/>
+          <w:sz w:val="20"/>
+          <w:szCs w:val="20"/>
+        </w:rPr>
+        <w:t xml:space="preserve">📍 SESIÓN 3 · Semana 2 (Lunes 21/09, 90 min)</w:t>
+      </w:r>
+    </w:p>
     <w:p/>
     <w:p>
       <w:pPr>
@@ -4947,6 +4998,23 @@
     </w:p>
     <w:p>
       <w:pPr>
+        <w:shd w:val="clear" w:color="auto" w:fill="76927A"/>
+        <w:spacing w:before="120" w:after="120"/>
+        <w:jc w:val="left"/>
+      </w:pPr>
+      <w:r>
+        <w:rPr>
+          <w:b/>
+          <w:bCs/>
+          <w:color w:val="FFFFFF"/>
+          <w:sz w:val="20"/>
+          <w:szCs w:val="20"/>
+        </w:rPr>
+        <w:t xml:space="preserve">📍 SESIÓN 2 · Semana 1 (Martes 15/09 · Viernes 18/09, 120 min) — primer bloque de la sesión</w:t>
+      </w:r>
+    </w:p>
+    <w:p>
+      <w:pPr>
         <w:jc w:val="both"/>
       </w:pPr>
     </w:p>
@@ -7018,6 +7086,23 @@
       </w:pPr>
       <w:r>
         <w:t>5. LA TASA NATURAL DE DESEMPLEO Y LA CURVA DE PHILLIPS</w:t>
+      </w:r>
+    </w:p>
+    <w:p>
+      <w:pPr>
+        <w:shd w:val="clear" w:color="auto" w:fill="76927A"/>
+        <w:spacing w:before="120" w:after="120"/>
+        <w:jc w:val="left"/>
+      </w:pPr>
+      <w:r>
+        <w:rPr>
+          <w:b/>
+          <w:bCs/>
+          <w:color w:val="FFFFFF"/>
+          <w:sz w:val="20"/>
+          <w:szCs w:val="20"/>
+        </w:rPr>
+        <w:t xml:space="preserve">📍 SESIÓN 5 · Semana 3 — segundo bloque de la sesión, junto con el epígrafe 2</w:t>
       </w:r>
     </w:p>
     <w:p>
@@ -8472,6 +8557,182 @@
     </w:p>
     <w:p>
       <w:pPr>
+        <w:shd w:val="clear" w:color="auto" w:fill="76927A"/>
+        <w:spacing w:before="120" w:after="120"/>
+        <w:jc w:val="left"/>
+      </w:pPr>
+      <w:r>
+        <w:rPr>
+          <w:b/>
+          <w:bCs/>
+          <w:color w:val="FFFFFF"/>
+          <w:sz w:val="20"/>
+          <w:szCs w:val="20"/>
+        </w:rPr>
+        <w:t xml:space="preserve">📍 SESIÓN 2 (continuación) · apartados 6.0 a 6.2 — dinámica de flujos y lectura gráfica de la curva</w:t>
+      </w:r>
+    </w:p>
+    <w:p>
+      <w:pPr>
+        <w:jc w:val="both"/>
+        <w:rPr>
+          <w:b/>
+          <w:bCs/>
+        </w:rPr>
+      </w:pPr>
+      <w:r>
+        <w:rPr>
+          <w:b/>
+          <w:bCs/>
+        </w:rPr>
+        <w:t xml:space="preserve">6.0. Dinámica de Stocks y Flujos: la Ecuación de Equilibrio del Desempleo</w:t>
+      </w:r>
+    </w:p>
+    <w:p>
+      <w:pPr>
+        <w:jc w:val="both"/>
+      </w:pPr>
+      <w:r>
+        <w:t xml:space="preserve">Antes de analizar la Curva de Beveridge como relación estática entre vacantes y desempleo, conviene entender el mercado de trabajo como un sistema dinámico de flujos. En cada periodo, el stock de desempleados (U) no es fijo: recibe entradas desde el empleo (destrucción de puestos de trabajo) y genera salidas hacia el empleo (contrataciones). Esta perspectiva de flujos sustenta tanto el concepto de tasa natural de desempleo como la propia función de emparejamiento que se presenta a continuación.</w:t>
+      </w:r>
+    </w:p>
+    <w:p>
+      <w:pPr>
+        <w:jc w:val="both"/>
+      </w:pPr>
+      <w:r>
+        <w:rPr>
+          <w:b/>
+          <w:bCs/>
+        </w:rPr>
+        <w:t xml:space="preserve">Tasa de separación (s): </w:t>
+      </w:r>
+      <w:r>
+        <w:t xml:space="preserve">probabilidad de que un ocupado pierda su empleo y pase a desempleado en un periodo dado.</w:t>
+      </w:r>
+    </w:p>
+    <w:p>
+      <w:pPr>
+        <w:jc w:val="both"/>
+      </w:pPr>
+      <w:r>
+        <w:rPr>
+          <w:b/>
+          <w:bCs/>
+        </w:rPr>
+        <w:t xml:space="preserve">Tasa de salida del desempleo (f): </w:t>
+      </w:r>
+      <w:r>
+        <w:t xml:space="preserve">probabilidad de que un desempleado encuentre trabajo y pase a ocupado en un periodo dado.</w:t>
+      </w:r>
+    </w:p>
+    <w:p>
+      <w:pPr>
+        <w:jc w:val="both"/>
+      </w:pPr>
+      <w:r>
+        <w:t xml:space="preserve">El desempleo se encuentra en equilibrio dinámico (estado estacionario) cuando el flujo de entrada al desempleo iguala al flujo de salida:</w:t>
+      </w:r>
+    </w:p>
+    <w:p>
+      <w:pPr>
+        <w:jc w:val="both"/>
+      </w:pPr>
+      <m:oMathPara>
+        <m:oMath>
+          <m:r>
+            <w:rPr>
+              <w:rFonts w:ascii="Cambria Math" w:hAnsi="Cambria Math"/>
+            </w:rPr>
+            <m:t>∆U=s·E-f·U=0</m:t>
+          </m:r>
+        </m:oMath>
+      </m:oMathPara>
+    </w:p>
+    <w:p>
+      <w:pPr>
+        <w:jc w:val="both"/>
+      </w:pPr>
+      <w:r>
+        <w:t xml:space="preserve">Despejando esta condición de equilibrio se obtiene la tasa de desempleo de equilibrio:</w:t>
+      </w:r>
+    </w:p>
+    <w:p>
+      <w:pPr>
+        <w:jc w:val="both"/>
+      </w:pPr>
+      <m:oMathPara>
+        <m:oMath>
+          <m:r>
+            <w:rPr>
+              <w:rFonts w:ascii="Cambria Math" w:hAnsi="Cambria Math"/>
+            </w:rPr>
+            <m:t>u*=</m:t>
+          </m:r>
+          <m:f>
+            <m:fPr>
+              <m:ctrlPr>
+                <w:rPr>
+                  <w:rFonts w:ascii="Cambria Math" w:hAnsi="Cambria Math"/>
+                  <w:i/>
+                </w:rPr>
+              </m:ctrlPr>
+            </m:fPr>
+            <m:num>
+              <m:r>
+                <w:rPr>
+                  <w:rFonts w:ascii="Cambria Math" w:hAnsi="Cambria Math"/>
+                </w:rPr>
+                <m:t>s</m:t>
+              </m:r>
+            </m:num>
+            <m:den>
+              <m:r>
+                <w:rPr>
+                  <w:rFonts w:ascii="Cambria Math" w:hAnsi="Cambria Math"/>
+                </w:rPr>
+                <m:t>s+f</m:t>
+              </m:r>
+            </m:den>
+          </m:f>
+        </m:oMath>
+      </m:oMathPara>
+    </w:p>
+    <w:p>
+      <w:pPr>
+        <w:jc w:val="both"/>
+      </w:pPr>
+      <w:r>
+        <w:rPr>
+          <w:b/>
+          <w:bCs/>
+        </w:rPr>
+        <w:t xml:space="preserve">Implicación para el diseño de políticas sociolaborales: </w:t>
+      </w:r>
+      <w:r>
+        <w:t xml:space="preserve">existen dos únicas palancas para reducir el desempleo de equilibrio: actuar sobre </w:t>
+      </w:r>
+      <w:r>
+        <w:rPr>
+          <w:i/>
+        </w:rPr>
+        <w:t xml:space="preserve">s</w:t>
+      </w:r>
+      <w:r>
+        <w:t xml:space="preserve"> (reduciendo la rotación injustificada y la temporalidad excesiva) o actuar sobre </w:t>
+      </w:r>
+      <w:r>
+        <w:rPr>
+          <w:i/>
+        </w:rPr>
+        <w:t xml:space="preserve">f</w:t>
+      </w:r>
+      <w:r>
+        <w:t xml:space="preserve"> (mejorando la intermediación laboral, la formación y la eficacia de los servicios públicos de empleo). Esta doble palanca conecta directamente con la función de emparejamiento y la Curva de Beveridge que se desarrollan a continuación.</w:t>
+      </w:r>
+    </w:p>
+    <w:p>
+      <w:pPr>
         <w:jc w:val="both"/>
         <w:rPr>
           <w:b/>
@@ -9088,6 +9349,23 @@
       </w:r>
       <w:r>
         <w:t>: Indica una mejora en la eficiencia del mercado laboral</w:t>
+      </w:r>
+    </w:p>
+    <w:p>
+      <w:pPr>
+        <w:shd w:val="clear" w:color="auto" w:fill="76927A"/>
+        <w:spacing w:before="120" w:after="120"/>
+        <w:jc w:val="left"/>
+      </w:pPr>
+      <w:r>
+        <w:rPr>
+          <w:b/>
+          <w:bCs/>
+          <w:color w:val="FFFFFF"/>
+          <w:sz w:val="20"/>
+          <w:szCs w:val="20"/>
+        </w:rPr>
+        <w:t xml:space="preserve">📍 SESIÓN 4 · Semana 2 (Martes 22/09 · Viernes 25/09, 120 min) — apartados 6.3-6.4 y conexión con el Caso 1 de EPD</w:t>
       </w:r>
     </w:p>
     <w:p>

--- a/Temas EB - 2526/Tema 1/Apuntes/Tema 1 2627.docx
+++ b/Temas EB - 2526/Tema 1/Apuntes/Tema 1 2627.docx
@@ -1737,7 +1737,7 @@
           <w:sz w:val="20"/>
           <w:szCs w:val="20"/>
         </w:rPr>
-        <w:t xml:space="preserve">📍 SESIÓN 5 · Semana 3 (primera sesión de la semana: Martes 29/09 en L1 · Lunes 28/09 en L2) — Cierre de Tema 1, junto con el epígrafe 5</w:t>
+        <w:t xml:space="preserve">📍 SESIÓN 2 · Semana 1 (Martes 15/09 · Viernes 18/09, 120 min)</w:t>
       </w:r>
     </w:p>
     <w:p/>
@@ -5010,7 +5010,7 @@
           <w:sz w:val="20"/>
           <w:szCs w:val="20"/>
         </w:rPr>
-        <w:t xml:space="preserve">📍 SESIÓN 2 · Semana 1 (Martes 15/09 · Viernes 18/09, 120 min) — primer bloque de la sesión</w:t>
+        <w:t xml:space="preserve">📍 SESIÓN 4 · Semana 2 (Martes 22/09 · Viernes 25/09, 120 min)</w:t>
       </w:r>
     </w:p>
     <w:p>
@@ -7102,7 +7102,7 @@
           <w:sz w:val="20"/>
           <w:szCs w:val="20"/>
         </w:rPr>
-        <w:t xml:space="preserve">📍 SESIÓN 5 · Semana 3 — segundo bloque de la sesión, junto con el epígrafe 2</w:t>
+        <w:t xml:space="preserve">📍 SESIÓN 4 (continuación) · mismo bloque de 120 min</w:t>
       </w:r>
     </w:p>
     <w:p>
@@ -8569,7 +8569,7 @@
           <w:sz w:val="20"/>
           <w:szCs w:val="20"/>
         </w:rPr>
-        <w:t xml:space="preserve">📍 SESIÓN 2 (continuación) · apartados 6.0 a 6.2 — dinámica de flujos y lectura gráfica de la curva</w:t>
+        <w:t xml:space="preserve">📍 SESIÓN 5 · Semana 3 (primera sesión: Martes 29/09 en L1, 2h · Lunes 28/09 en L2, 1,5h) — Beveridge completo, cierre y síntesis de Tema 1</w:t>
       </w:r>
     </w:p>
     <w:p>
@@ -9349,23 +9349,6 @@
       </w:r>
       <w:r>
         <w:t>: Indica una mejora en la eficiencia del mercado laboral</w:t>
-      </w:r>
-    </w:p>
-    <w:p>
-      <w:pPr>
-        <w:shd w:val="clear" w:color="auto" w:fill="76927A"/>
-        <w:spacing w:before="120" w:after="120"/>
-        <w:jc w:val="left"/>
-      </w:pPr>
-      <w:r>
-        <w:rPr>
-          <w:b/>
-          <w:bCs/>
-          <w:color w:val="FFFFFF"/>
-          <w:sz w:val="20"/>
-          <w:szCs w:val="20"/>
-        </w:rPr>
-        <w:t xml:space="preserve">📍 SESIÓN 4 · Semana 2 (Martes 22/09 · Viernes 25/09, 120 min) — apartados 6.3-6.4 y conexión con el Caso 1 de EPD</w:t>
       </w:r>
     </w:p>
     <w:p>
